--- a/Milestone1/Software_Requirements_Specification_template.docx
+++ b/Milestone1/Software_Requirements_Specification_template.docx
@@ -141,6 +141,15 @@
           <w:szCs w:val="24"/>
         </w:rPr>
         <w:t xml:space="preserve"> </w:t>
+      </w:r>
+      <w:r>
+        <w:t>PixelHub</w:t>
+      </w:r>
+      <w:r>
+        <w:t xml:space="preserve"> </w:t>
+      </w:r>
+      <w:r>
+        <w:t>Café &amp; Esports Management System</w:t>
       </w:r>
     </w:p>
     <w:p>
@@ -275,6 +284,14 @@
           <w:szCs w:val="24"/>
         </w:rPr>
       </w:pPr>
+      <w:r>
+        <w:rPr>
+          <w:rFonts w:eastAsiaTheme="majorEastAsia" w:cstheme="minorHAnsi"/>
+          <w:sz w:val="24"/>
+          <w:szCs w:val="24"/>
+        </w:rPr>
+        <w:t>Rohit Sivakumar</w:t>
+      </w:r>
     </w:p>
     <w:p>
       <w:pPr>
@@ -3079,7 +3096,23 @@
         <w:rPr>
           <w:rFonts w:cstheme="minorBidi"/>
         </w:rPr>
-        <w:t xml:space="preserve"> Student name, student ID</w:t>
+        <w:t xml:space="preserve"> </w:t>
+      </w:r>
+      <w:r>
+        <w:rPr>
+          <w:rFonts w:cstheme="minorBidi"/>
+        </w:rPr>
+        <w:t xml:space="preserve">Rohit Sivakumar, </w:t>
+      </w:r>
+      <w:r>
+        <w:rPr>
+          <w:rFonts w:ascii="Open Sans" w:hAnsi="Open Sans" w:cs="Open Sans"/>
+          <w:color w:val="262626"/>
+          <w:sz w:val="21"/>
+          <w:szCs w:val="21"/>
+          <w:shd w:val="clear" w:color="auto" w:fill="FFFFFF"/>
+        </w:rPr>
+        <w:t>104670229</w:t>
       </w:r>
     </w:p>
     <w:p>
@@ -3178,6 +3211,12 @@
                 <w:rFonts w:cstheme="minorHAnsi"/>
               </w:rPr>
             </w:pPr>
+            <w:r>
+              <w:rPr>
+                <w:rFonts w:cstheme="minorHAnsi"/>
+              </w:rPr>
+              <w:t>1</w:t>
+            </w:r>
           </w:p>
         </w:tc>
         <w:tc>
@@ -3193,6 +3232,12 @@
                 <w:rFonts w:ascii="Calibri" w:hAnsi="Calibri" w:cs="Calibri"/>
               </w:rPr>
             </w:pPr>
+            <w:r>
+              <w:rPr>
+                <w:rFonts w:ascii="Calibri" w:hAnsi="Calibri" w:cs="Calibri"/>
+              </w:rPr>
+              <w:t>1 – 2.2</w:t>
+            </w:r>
           </w:p>
         </w:tc>
       </w:tr>
@@ -3212,6 +3257,12 @@
                 <w:rFonts w:cstheme="minorHAnsi"/>
               </w:rPr>
             </w:pPr>
+            <w:r>
+              <w:rPr>
+                <w:rFonts w:cstheme="minorHAnsi"/>
+              </w:rPr>
+              <w:t>2</w:t>
+            </w:r>
           </w:p>
         </w:tc>
         <w:tc>
@@ -3247,6 +3298,12 @@
                 <w:rFonts w:cstheme="minorHAnsi"/>
               </w:rPr>
             </w:pPr>
+            <w:r>
+              <w:rPr>
+                <w:rFonts w:cstheme="minorHAnsi"/>
+              </w:rPr>
+              <w:t>3</w:t>
+            </w:r>
           </w:p>
         </w:tc>
         <w:tc>
@@ -3280,6 +3337,12 @@
                 <w:rFonts w:ascii="Calibri" w:hAnsi="Calibri" w:cs="Calibri"/>
               </w:rPr>
             </w:pPr>
+            <w:r>
+              <w:rPr>
+                <w:rFonts w:ascii="Calibri" w:hAnsi="Calibri" w:cs="Calibri"/>
+              </w:rPr>
+              <w:t>4</w:t>
+            </w:r>
           </w:p>
         </w:tc>
         <w:tc>
@@ -3314,6 +3377,13 @@
                 <w:rFonts w:ascii="Calibri" w:hAnsi="Calibri" w:cs="Calibri"/>
               </w:rPr>
             </w:pPr>
+            <w:r>
+              <w:rPr>
+                <w:rFonts w:ascii="Calibri" w:hAnsi="Calibri" w:cs="Calibri"/>
+              </w:rPr>
+              <w:lastRenderedPageBreak/>
+              <w:t>5</w:t>
+            </w:r>
           </w:p>
         </w:tc>
         <w:tc>
@@ -3347,6 +3417,12 @@
                 <w:rFonts w:cstheme="minorHAnsi"/>
               </w:rPr>
             </w:pPr>
+            <w:r>
+              <w:rPr>
+                <w:rFonts w:cstheme="minorHAnsi"/>
+              </w:rPr>
+              <w:t>6</w:t>
+            </w:r>
           </w:p>
         </w:tc>
         <w:tc>
@@ -3605,7 +3681,20 @@
         <w:rPr>
           <w:rFonts w:cstheme="minorHAnsi"/>
         </w:rPr>
-        <w:t>Any text in red indicates template or notes.</w:t>
+        <w:t xml:space="preserve">Any text in </w:t>
+      </w:r>
+      <w:r>
+        <w:rPr>
+          <w:rFonts w:cstheme="minorHAnsi"/>
+          <w:highlight w:val="red"/>
+        </w:rPr>
+        <w:t>red</w:t>
+      </w:r>
+      <w:r>
+        <w:rPr>
+          <w:rFonts w:cstheme="minorHAnsi"/>
+        </w:rPr>
+        <w:t xml:space="preserve"> indicates template or notes.</w:t>
       </w:r>
     </w:p>
     <w:p>
@@ -3620,7 +3709,20 @@
         <w:rPr>
           <w:rFonts w:cstheme="minorHAnsi"/>
         </w:rPr>
-        <w:t>Any text in blue is in-progress.</w:t>
+        <w:t xml:space="preserve">Any text in </w:t>
+      </w:r>
+      <w:r>
+        <w:rPr>
+          <w:rFonts w:cstheme="minorHAnsi"/>
+          <w:highlight w:val="blue"/>
+        </w:rPr>
+        <w:t>blue</w:t>
+      </w:r>
+      <w:r>
+        <w:rPr>
+          <w:rFonts w:cstheme="minorHAnsi"/>
+        </w:rPr>
+        <w:t xml:space="preserve"> is in-progress.</w:t>
       </w:r>
     </w:p>
     <w:p>
@@ -3635,7 +3737,20 @@
         <w:rPr>
           <w:rFonts w:cstheme="minorHAnsi"/>
         </w:rPr>
-        <w:t xml:space="preserve">Any text in green was recently added. </w:t>
+        <w:t xml:space="preserve">Any text in </w:t>
+      </w:r>
+      <w:r>
+        <w:rPr>
+          <w:rFonts w:cstheme="minorHAnsi"/>
+          <w:highlight w:val="green"/>
+        </w:rPr>
+        <w:t>green</w:t>
+      </w:r>
+      <w:r>
+        <w:rPr>
+          <w:rFonts w:cstheme="minorHAnsi"/>
+        </w:rPr>
+        <w:t xml:space="preserve"> was recently added. </w:t>
       </w:r>
     </w:p>
     <w:p>
@@ -3740,10 +3855,7 @@
         <w:t xml:space="preserve"> course, is to clearly outline the functionalities, design, and constraints of the </w:t>
       </w:r>
       <w:r>
-        <w:rPr>
-          <w:rFonts w:cstheme="minorHAnsi"/>
-        </w:rPr>
-        <w:t>XXXXX</w:t>
+        <w:t>PixelHub Café &amp; Esports Management System</w:t>
       </w:r>
       <w:r>
         <w:rPr>
@@ -3802,13 +3914,22 @@
         <w:rPr>
           <w:rFonts w:cstheme="minorHAnsi"/>
         </w:rPr>
-        <w:t xml:space="preserve"> XXXXXX</w:t>
+        <w:t xml:space="preserve"> </w:t>
+      </w:r>
+      <w:r>
+        <w:t>PixelHub Café &amp; Esports Management System</w:t>
       </w:r>
       <w:r>
         <w:rPr>
           <w:rFonts w:cstheme="minorHAnsi"/>
         </w:rPr>
-        <w:t xml:space="preserve"> features and functionalities.</w:t>
+        <w:t xml:space="preserve"> </w:t>
+      </w:r>
+      <w:r>
+        <w:rPr>
+          <w:rFonts w:cstheme="minorHAnsi"/>
+        </w:rPr>
+        <w:t>features and functionalities.</w:t>
       </w:r>
     </w:p>
     <w:p>
@@ -3868,6 +3989,7 @@
         <w:rPr>
           <w:rFonts w:cstheme="minorHAnsi"/>
         </w:rPr>
+        <w:lastRenderedPageBreak/>
         <w:t>Serve as a reference throughout the development process, ensuring the final product meets both course objectives and user needs.</w:t>
       </w:r>
     </w:p>
@@ -3903,7 +4025,6 @@
         <w:rPr>
           <w:rFonts w:cstheme="minorHAnsi"/>
         </w:rPr>
-        <w:lastRenderedPageBreak/>
         <w:t>This document is intended for use by all the stakeholders involved in the project's development and evaluation.</w:t>
       </w:r>
     </w:p>
@@ -3941,6 +4062,9 @@
           <w:bCs/>
         </w:rPr>
         <w:t xml:space="preserve">Stakeholder: </w:t>
+      </w:r>
+      <w:r>
+        <w:t>Pixel Café Owners and Management Team</w:t>
       </w:r>
     </w:p>
     <w:p>
@@ -3969,6 +4093,15 @@
         </w:rPr>
         <w:t xml:space="preserve">: </w:t>
       </w:r>
+      <w:r>
+        <w:t>Maya Chen and Jordan Alvarez, co-founders of Pixel Café, along with café staff who manage daily operations, memberships, and tournaments. The intended users include café administrators,</w:t>
+      </w:r>
+      <w:r>
+        <w:t xml:space="preserve"> cafe</w:t>
+      </w:r>
+      <w:r>
+        <w:t xml:space="preserve"> baristas handling sales, and event coordinators who organize esports tournaments.</w:t>
+      </w:r>
     </w:p>
     <w:p>
       <w:pPr>
@@ -4001,6 +4134,53 @@
       <w:bookmarkStart w:id="19" w:name="_1.6_Acronyms_&amp;"/>
       <w:bookmarkEnd w:id="19"/>
       <w:r>
+        <w:t xml:space="preserve">To provide Pixel Café with a </w:t>
+      </w:r>
+      <w:r>
+        <w:t>merged</w:t>
+      </w:r>
+      <w:r>
+        <w:t xml:space="preserve"> software platform that improves operational efficiency, enhances the customer experience, and supports future franchising</w:t>
+      </w:r>
+      <w:r>
+        <w:t xml:space="preserve"> of the company</w:t>
+      </w:r>
+      <w:r>
+        <w:t>. The system</w:t>
+      </w:r>
+      <w:r>
+        <w:t xml:space="preserve">’s goal is </w:t>
+      </w:r>
+      <w:r>
+        <w:t>to reduce manual data entry errors</w:t>
+      </w:r>
+      <w:r>
+        <w:t xml:space="preserve"> that can happen with spreadsheets</w:t>
+      </w:r>
+      <w:r>
+        <w:t xml:space="preserve">, </w:t>
+      </w:r>
+      <w:r>
+        <w:t xml:space="preserve">simplify </w:t>
+      </w:r>
+      <w:r>
+        <w:t xml:space="preserve">booking and membership processes, and allow management to </w:t>
+      </w:r>
+      <w:r>
+        <w:t>keep track</w:t>
+      </w:r>
+      <w:r>
+        <w:t xml:space="preserve"> multiple café locations from one interface.</w:t>
+      </w:r>
+      <w:r>
+        <w:rPr>
+          <w:rFonts w:cstheme="minorHAnsi"/>
+          <w:b/>
+          <w:bCs/>
+        </w:rPr>
+        <w:t xml:space="preserve"> </w:t>
+      </w:r>
+      <w:r>
         <w:rPr>
           <w:rFonts w:cstheme="minorHAnsi"/>
           <w:b/>
@@ -4073,6 +4253,14 @@
         </w:rPr>
         <w:t xml:space="preserve"> </w:t>
       </w:r>
+      <w:r>
+        <w:rPr>
+          <w:rFonts w:eastAsia="Times New Roman" w:cstheme="minorHAnsi"/>
+          <w:b/>
+          <w:bCs/>
+        </w:rPr>
+        <w:t>5</w:t>
+      </w:r>
     </w:p>
     <w:p>
       <w:pPr>
@@ -4101,6 +4289,9 @@
           <w:rFonts w:eastAsia="Times New Roman" w:cstheme="minorBidi"/>
         </w:rPr>
         <w:t xml:space="preserve"> </w:t>
+      </w:r>
+      <w:r>
+        <w:t>PixelHub Café &amp; Esports Management System</w:t>
       </w:r>
     </w:p>
     <w:p>
@@ -4132,6 +4323,12 @@
         </w:rPr>
         <w:t xml:space="preserve"> </w:t>
       </w:r>
+      <w:r>
+        <w:rPr>
+          <w:rFonts w:eastAsia="Times New Roman" w:cstheme="minorHAnsi"/>
+        </w:rPr>
+        <w:t>6 weeks</w:t>
+      </w:r>
     </w:p>
     <w:p>
       <w:pPr>
@@ -4177,6 +4374,15 @@
         </w:rPr>
         <w:t xml:space="preserve"> </w:t>
       </w:r>
+      <w:r>
+        <w:rPr>
+          <w:rFonts w:eastAsiaTheme="majorEastAsia" w:cstheme="minorHAnsi"/>
+          <w:kern w:val="32"/>
+          <w:sz w:val="28"/>
+          <w:szCs w:val="28"/>
+        </w:rPr>
+        <w:t>Rohit Sivakumar</w:t>
+      </w:r>
     </w:p>
     <w:p>
       <w:pPr>
@@ -4209,51 +4415,212 @@
         </w:rPr>
         <w:t xml:space="preserve"> </w:t>
       </w:r>
+      <w:r>
+        <w:rPr>
+          <w:rFonts w:eastAsia="Times New Roman" w:cstheme="minorHAnsi"/>
+        </w:rPr>
+        <w:t>Rohit Sivakumar</w:t>
+      </w:r>
     </w:p>
     <w:p>
       <w:pPr>
+        <w:pStyle w:val="NormalWeb"/>
+        <w:rPr>
+          <w:lang w:bidi="ar-SA"/>
+        </w:rPr>
+      </w:pPr>
+      <w:r>
+        <w:rPr>
+          <w:rFonts w:cstheme="minorHAnsi"/>
+          <w:b/>
+          <w:bCs/>
+          <w:u w:val="single"/>
+        </w:rPr>
+        <w:t>Team Functions:</w:t>
+      </w:r>
+      <w:r>
+        <w:t xml:space="preserve"> </w:t>
+      </w:r>
+      <w:r>
+        <w:rPr>
+          <w:lang w:bidi="ar-SA"/>
+        </w:rPr>
+        <w:t>Rohit Sivakumar will act as Team Lead and Full-Stack Developer, responsible for:</w:t>
+      </w:r>
+    </w:p>
+    <w:p>
+      <w:pPr>
+        <w:spacing w:before="100" w:beforeAutospacing="1" w:after="100" w:afterAutospacing="1" w:line="240" w:lineRule="auto"/>
+        <w:ind w:left="720"/>
+        <w:rPr>
+          <w:rFonts w:ascii="Times New Roman" w:eastAsia="Times New Roman" w:hAnsi="Times New Roman"/>
+          <w:sz w:val="24"/>
+          <w:szCs w:val="24"/>
+          <w:lang w:val="en-CA" w:eastAsia="en-CA"/>
+        </w:rPr>
+      </w:pPr>
+      <w:r>
+        <w:rPr>
+          <w:rFonts w:ascii="Times New Roman" w:eastAsia="Times New Roman" w:hAnsi="Times New Roman"/>
+          <w:sz w:val="24"/>
+          <w:szCs w:val="24"/>
+          <w:lang w:val="en-CA" w:eastAsia="en-CA"/>
+        </w:rPr>
+        <w:t>-</w:t>
+      </w:r>
+      <w:r>
+        <w:rPr>
+          <w:rFonts w:ascii="Times New Roman" w:eastAsia="Times New Roman" w:hAnsi="Times New Roman"/>
+          <w:sz w:val="24"/>
+          <w:szCs w:val="24"/>
+          <w:lang w:val="en-CA" w:eastAsia="en-CA"/>
+        </w:rPr>
+        <w:t>Coordinating project tasks and timelines</w:t>
+      </w:r>
+    </w:p>
+    <w:p>
+      <w:pPr>
+        <w:spacing w:before="100" w:beforeAutospacing="1" w:after="100" w:afterAutospacing="1" w:line="240" w:lineRule="auto"/>
+        <w:ind w:left="720"/>
+        <w:rPr>
+          <w:rFonts w:ascii="Times New Roman" w:eastAsia="Times New Roman" w:hAnsi="Times New Roman"/>
+          <w:sz w:val="24"/>
+          <w:szCs w:val="24"/>
+          <w:lang w:val="en-CA" w:eastAsia="en-CA"/>
+        </w:rPr>
+      </w:pPr>
+      <w:r>
+        <w:rPr>
+          <w:rFonts w:ascii="Times New Roman" w:eastAsia="Times New Roman" w:hAnsi="Times New Roman"/>
+          <w:sz w:val="24"/>
+          <w:szCs w:val="24"/>
+          <w:lang w:val="en-CA" w:eastAsia="en-CA"/>
+        </w:rPr>
+        <w:t>-</w:t>
+      </w:r>
+      <w:r>
+        <w:rPr>
+          <w:rFonts w:ascii="Times New Roman" w:eastAsia="Times New Roman" w:hAnsi="Times New Roman"/>
+          <w:sz w:val="24"/>
+          <w:szCs w:val="24"/>
+          <w:lang w:val="en-CA" w:eastAsia="en-CA"/>
+        </w:rPr>
+        <w:t xml:space="preserve">Designing system and database </w:t>
+      </w:r>
+      <w:r>
+        <w:rPr>
+          <w:rFonts w:ascii="Times New Roman" w:eastAsia="Times New Roman" w:hAnsi="Times New Roman"/>
+          <w:sz w:val="24"/>
+          <w:szCs w:val="24"/>
+          <w:lang w:val="en-CA" w:eastAsia="en-CA"/>
+        </w:rPr>
+        <w:t>schematics</w:t>
+      </w:r>
+    </w:p>
+    <w:p>
+      <w:pPr>
+        <w:spacing w:before="100" w:beforeAutospacing="1" w:after="100" w:afterAutospacing="1" w:line="240" w:lineRule="auto"/>
+        <w:ind w:left="720"/>
+        <w:rPr>
+          <w:rFonts w:ascii="Times New Roman" w:eastAsia="Times New Roman" w:hAnsi="Times New Roman"/>
+          <w:sz w:val="24"/>
+          <w:szCs w:val="24"/>
+          <w:lang w:val="en-CA" w:eastAsia="en-CA"/>
+        </w:rPr>
+      </w:pPr>
+      <w:r>
+        <w:rPr>
+          <w:rFonts w:ascii="Times New Roman" w:eastAsia="Times New Roman" w:hAnsi="Times New Roman"/>
+          <w:sz w:val="24"/>
+          <w:szCs w:val="24"/>
+          <w:lang w:val="en-CA" w:eastAsia="en-CA"/>
+        </w:rPr>
+        <w:t>-</w:t>
+      </w:r>
+      <w:r>
+        <w:rPr>
+          <w:rFonts w:ascii="Times New Roman" w:eastAsia="Times New Roman" w:hAnsi="Times New Roman"/>
+          <w:sz w:val="24"/>
+          <w:szCs w:val="24"/>
+          <w:lang w:val="en-CA" w:eastAsia="en-CA"/>
+        </w:rPr>
+        <w:t>Leading frontend and backend development</w:t>
+      </w:r>
+    </w:p>
+    <w:p>
+      <w:pPr>
+        <w:spacing w:before="100" w:beforeAutospacing="1" w:after="100" w:afterAutospacing="1" w:line="240" w:lineRule="auto"/>
+        <w:ind w:left="720"/>
+        <w:rPr>
+          <w:rFonts w:ascii="Times New Roman" w:eastAsia="Times New Roman" w:hAnsi="Times New Roman"/>
+          <w:sz w:val="24"/>
+          <w:szCs w:val="24"/>
+          <w:lang w:val="en-CA" w:eastAsia="en-CA"/>
+        </w:rPr>
+      </w:pPr>
+      <w:r>
+        <w:rPr>
+          <w:rFonts w:ascii="Times New Roman" w:eastAsia="Times New Roman" w:hAnsi="Times New Roman"/>
+          <w:sz w:val="24"/>
+          <w:szCs w:val="24"/>
+          <w:lang w:val="en-CA" w:eastAsia="en-CA"/>
+        </w:rPr>
+        <w:t xml:space="preserve">-Completing </w:t>
+      </w:r>
+      <w:r>
+        <w:rPr>
+          <w:rFonts w:ascii="Times New Roman" w:eastAsia="Times New Roman" w:hAnsi="Times New Roman"/>
+          <w:sz w:val="24"/>
+          <w:szCs w:val="24"/>
+          <w:lang w:val="en-CA" w:eastAsia="en-CA"/>
+        </w:rPr>
+        <w:t>testing, documentation, and deployment</w:t>
+      </w:r>
+    </w:p>
+    <w:p>
+      <w:pPr>
         <w:shd w:val="clear" w:color="auto" w:fill="F2F2F2" w:themeFill="background1" w:themeFillShade="F2"/>
         <w:spacing w:line="360" w:lineRule="auto"/>
         <w:rPr>
           <w:rFonts w:eastAsia="Times New Roman" w:cstheme="minorHAnsi"/>
         </w:rPr>
       </w:pPr>
-      <w:r>
+    </w:p>
+    <w:p>
+      <w:pPr>
+        <w:shd w:val="clear" w:color="auto" w:fill="F2F2F2" w:themeFill="background1" w:themeFillShade="F2"/>
+        <w:spacing w:line="360" w:lineRule="auto"/>
+        <w:rPr>
+          <w:rFonts w:eastAsia="Times New Roman" w:cstheme="minorHAnsi"/>
+        </w:rPr>
+      </w:pPr>
+      <w:r>
+        <w:rPr>
+          <w:rFonts w:eastAsia="Times New Roman" w:cstheme="minorHAnsi"/>
+        </w:rPr>
+        <w:t>We will share information through:</w:t>
+      </w:r>
+    </w:p>
+    <w:p>
+      <w:pPr>
+        <w:shd w:val="clear" w:color="auto" w:fill="F2F2F2" w:themeFill="background1" w:themeFillShade="F2"/>
+        <w:spacing w:line="360" w:lineRule="auto"/>
         <w:rPr>
           <w:rFonts w:eastAsia="Times New Roman" w:cstheme="minorHAnsi"/>
           <w:b/>
           <w:bCs/>
           <w:u w:val="single"/>
         </w:rPr>
-        <w:t>Team Functions:</w:t>
-      </w:r>
-    </w:p>
-    <w:p>
-      <w:pPr>
-        <w:shd w:val="clear" w:color="auto" w:fill="F2F2F2" w:themeFill="background1" w:themeFillShade="F2"/>
-        <w:spacing w:line="360" w:lineRule="auto"/>
-        <w:rPr>
-          <w:rFonts w:eastAsia="Times New Roman" w:cstheme="minorHAnsi"/>
-        </w:rPr>
-      </w:pPr>
-      <w:r>
-        <w:rPr>
-          <w:rFonts w:eastAsia="Times New Roman" w:cstheme="minorHAnsi"/>
-        </w:rPr>
-        <w:t>We will share information through:</w:t>
-      </w:r>
-    </w:p>
-    <w:p>
-      <w:pPr>
-        <w:shd w:val="clear" w:color="auto" w:fill="F2F2F2" w:themeFill="background1" w:themeFillShade="F2"/>
-        <w:spacing w:line="360" w:lineRule="auto"/>
+      </w:pPr>
+      <w:r>
         <w:rPr>
           <w:rFonts w:eastAsia="Times New Roman" w:cstheme="minorHAnsi"/>
           <w:b/>
           <w:bCs/>
           <w:u w:val="single"/>
         </w:rPr>
-      </w:pPr>
+        <w:t>Team Meetings:</w:t>
+      </w:r>
       <w:r>
         <w:rPr>
           <w:rFonts w:eastAsia="Times New Roman" w:cstheme="minorHAnsi"/>
@@ -4261,36 +4628,63 @@
           <w:bCs/>
           <w:u w:val="single"/>
         </w:rPr>
-        <w:t>Team Meetings:</w:t>
-      </w:r>
-    </w:p>
-    <w:p>
-      <w:pPr>
-        <w:shd w:val="clear" w:color="auto" w:fill="F2F2F2" w:themeFill="background1" w:themeFillShade="F2"/>
-        <w:spacing w:line="360" w:lineRule="auto"/>
+        <w:t xml:space="preserve"> Every Friday, beginning from 10/31/2025</w:t>
+      </w:r>
+      <w:r>
         <w:rPr>
           <w:rFonts w:eastAsia="Times New Roman" w:cstheme="minorHAnsi"/>
           <w:b/>
           <w:bCs/>
           <w:u w:val="single"/>
         </w:rPr>
-      </w:pPr>
-      <w:r>
+        <w:t>, through Teams</w:t>
+      </w:r>
+    </w:p>
+    <w:p>
+      <w:pPr>
+        <w:shd w:val="clear" w:color="auto" w:fill="F2F2F2" w:themeFill="background1" w:themeFillShade="F2"/>
+        <w:spacing w:line="360" w:lineRule="auto"/>
         <w:rPr>
           <w:rFonts w:eastAsia="Times New Roman" w:cstheme="minorHAnsi"/>
           <w:b/>
           <w:bCs/>
           <w:u w:val="single"/>
         </w:rPr>
-        <w:t>Team Problems</w:t>
-      </w:r>
+      </w:pPr>
       <w:r>
         <w:rPr>
           <w:rFonts w:eastAsia="Times New Roman" w:cstheme="minorHAnsi"/>
           <w:b/>
           <w:bCs/>
+          <w:u w:val="single"/>
+        </w:rPr>
+        <w:t>Team Problems</w:t>
+      </w:r>
+      <w:r>
+        <w:rPr>
+          <w:rFonts w:eastAsia="Times New Roman" w:cstheme="minorHAnsi"/>
+          <w:b/>
+          <w:bCs/>
         </w:rPr>
         <w:t xml:space="preserve">: </w:t>
+      </w:r>
+      <w:r>
+        <w:t xml:space="preserve">Any issues, </w:t>
+      </w:r>
+      <w:r>
+        <w:t xml:space="preserve">or delays </w:t>
+      </w:r>
+      <w:r>
+        <w:t>must be reported immediately to the team lead</w:t>
+      </w:r>
+      <w:r>
+        <w:t xml:space="preserve"> which is Rohit Sivakumar</w:t>
+      </w:r>
+      <w:r>
+        <w:t xml:space="preserve">. The team will </w:t>
+      </w:r>
+      <w:r>
+        <w:t>hold weekly check in’s to stay on track</w:t>
       </w:r>
     </w:p>
     <w:p>
@@ -4388,6 +4782,7 @@
                 <w:szCs w:val="22"/>
                 <w:lang w:val="en-US"/>
               </w:rPr>
+              <w:lastRenderedPageBreak/>
               <w:t>Name</w:t>
             </w:r>
           </w:p>
@@ -4436,23 +4831,41 @@
                 <w:lang w:val="en-US"/>
               </w:rPr>
             </w:pPr>
-          </w:p>
-        </w:tc>
-        <w:tc>
-          <w:tcPr>
-            <w:tcW w:w="4680" w:type="dxa"/>
-          </w:tcPr>
-          <w:p>
-            <w:pPr>
-              <w:shd w:val="clear" w:color="auto" w:fill="F2F2F2" w:themeFill="background1" w:themeFillShade="F2"/>
-              <w:spacing w:line="360" w:lineRule="auto"/>
+            <w:r>
               <w:rPr>
                 <w:rFonts w:asciiTheme="minorHAnsi" w:eastAsia="Times New Roman" w:hAnsiTheme="minorHAnsi" w:cstheme="minorHAnsi"/>
                 <w:sz w:val="22"/>
                 <w:szCs w:val="22"/>
                 <w:lang w:val="en-US"/>
               </w:rPr>
-            </w:pPr>
+              <w:t>Rohit Sivakumar</w:t>
+            </w:r>
+          </w:p>
+        </w:tc>
+        <w:tc>
+          <w:tcPr>
+            <w:tcW w:w="4680" w:type="dxa"/>
+          </w:tcPr>
+          <w:p>
+            <w:pPr>
+              <w:shd w:val="clear" w:color="auto" w:fill="F2F2F2" w:themeFill="background1" w:themeFillShade="F2"/>
+              <w:spacing w:line="360" w:lineRule="auto"/>
+              <w:rPr>
+                <w:rFonts w:asciiTheme="minorHAnsi" w:eastAsia="Times New Roman" w:hAnsiTheme="minorHAnsi" w:cstheme="minorHAnsi"/>
+                <w:sz w:val="22"/>
+                <w:szCs w:val="22"/>
+                <w:lang w:val="en-US"/>
+              </w:rPr>
+            </w:pPr>
+            <w:r>
+              <w:rPr>
+                <w:rFonts w:asciiTheme="minorHAnsi" w:eastAsia="Times New Roman" w:hAnsiTheme="minorHAnsi" w:cstheme="minorHAnsi"/>
+                <w:sz w:val="22"/>
+                <w:szCs w:val="22"/>
+                <w:lang w:val="en-US"/>
+              </w:rPr>
+              <w:t>10/31/2025</w:t>
+            </w:r>
           </w:p>
         </w:tc>
       </w:tr>
@@ -4708,6 +5121,24 @@
           </w:tcPr>
           <w:p>
             <w:pPr>
+              <w:pStyle w:val="NormalWeb"/>
+              <w:cnfStyle w:val="100000000000" w:firstRow="1" w:lastRow="0" w:firstColumn="0" w:lastColumn="0" w:oddVBand="0" w:evenVBand="0" w:oddHBand="0" w:evenHBand="0" w:firstRowFirstColumn="0" w:firstRowLastColumn="0" w:lastRowFirstColumn="0" w:lastRowLastColumn="0"/>
+            </w:pPr>
+            <w:r>
+              <w:t xml:space="preserve">Disorganized and inefficient management of memberships, gaming reservations, tournaments, and café sales at Pixel Café due to </w:t>
+            </w:r>
+            <w:r>
+              <w:t xml:space="preserve">relying </w:t>
+            </w:r>
+            <w:r>
+              <w:t xml:space="preserve">on manual spreadsheets and </w:t>
+            </w:r>
+            <w:r>
+              <w:t>other inefficient tools</w:t>
+            </w:r>
+          </w:p>
+          <w:p>
+            <w:pPr>
               <w:pStyle w:val="ListParagraph"/>
               <w:spacing w:after="0" w:line="360" w:lineRule="auto"/>
               <w:ind w:left="0"/>
@@ -4715,6 +5146,7 @@
               <w:rPr>
                 <w:rFonts w:cstheme="minorHAnsi"/>
                 <w:color w:val="auto"/>
+                <w:lang w:val="en-CA"/>
               </w:rPr>
             </w:pPr>
           </w:p>
@@ -4755,12 +5187,34 @@
           </w:tcPr>
           <w:p>
             <w:pPr>
+              <w:pStyle w:val="NormalWeb"/>
+              <w:cnfStyle w:val="000000100000" w:firstRow="0" w:lastRow="0" w:firstColumn="0" w:lastColumn="0" w:oddVBand="0" w:evenVBand="0" w:oddHBand="1" w:evenHBand="0" w:firstRowFirstColumn="0" w:firstRowLastColumn="0" w:lastRowFirstColumn="0" w:lastRowLastColumn="0"/>
+            </w:pPr>
+            <w:r>
+              <w:t>Café management, staff, and customers who experience booking</w:t>
+            </w:r>
+            <w:r>
+              <w:t xml:space="preserve"> issues</w:t>
+            </w:r>
+            <w:r>
+              <w:t>, lost membership</w:t>
+            </w:r>
+            <w:r>
+              <w:t xml:space="preserve"> files and records</w:t>
+            </w:r>
+            <w:r>
+              <w:t>, and delays in event coordination.</w:t>
+            </w:r>
+          </w:p>
+          <w:p>
+            <w:pPr>
               <w:pStyle w:val="ListParagraph"/>
               <w:spacing w:after="0" w:line="360" w:lineRule="auto"/>
               <w:ind w:left="0"/>
               <w:cnfStyle w:val="000000100000" w:firstRow="0" w:lastRow="0" w:firstColumn="0" w:lastColumn="0" w:oddVBand="0" w:evenVBand="0" w:oddHBand="1" w:evenHBand="0" w:firstRowFirstColumn="0" w:firstRowLastColumn="0" w:lastRowFirstColumn="0" w:lastRowLastColumn="0"/>
               <w:rPr>
                 <w:rFonts w:cstheme="minorHAnsi"/>
+                <w:lang w:val="en-CA"/>
               </w:rPr>
             </w:pPr>
           </w:p>
@@ -4796,6 +5250,15 @@
           <w:tcPr>
             <w:tcW w:w="7920" w:type="dxa"/>
           </w:tcPr>
+          <w:p>
+            <w:pPr>
+              <w:pStyle w:val="NormalWeb"/>
+              <w:cnfStyle w:val="000000000000" w:firstRow="0" w:lastRow="0" w:firstColumn="0" w:lastColumn="0" w:oddVBand="0" w:evenVBand="0" w:oddHBand="0" w:evenHBand="0" w:firstRowFirstColumn="0" w:firstRowLastColumn="0" w:lastRowFirstColumn="0" w:lastRowLastColumn="0"/>
+            </w:pPr>
+            <w:r>
+              <w:t>Reduced operational efficiency, customer frustration, and missed revenue opportunities, especially as Pixel Café plans to expand into a franchise.</w:t>
+            </w:r>
+          </w:p>
           <w:p>
             <w:pPr>
               <w:pStyle w:val="ListParagraph"/>
@@ -4804,6 +5267,7 @@
               <w:cnfStyle w:val="000000000000" w:firstRow="0" w:lastRow="0" w:firstColumn="0" w:lastColumn="0" w:oddVBand="0" w:evenVBand="0" w:oddHBand="0" w:evenHBand="0" w:firstRowFirstColumn="0" w:firstRowLastColumn="0" w:lastRowFirstColumn="0" w:lastRowLastColumn="0"/>
               <w:rPr>
                 <w:rFonts w:cstheme="minorHAnsi"/>
+                <w:lang w:val="en-CA"/>
               </w:rPr>
             </w:pPr>
           </w:p>
@@ -4844,12 +5308,58 @@
           </w:tcPr>
           <w:p>
             <w:pPr>
+              <w:pStyle w:val="NormalWeb"/>
+              <w:cnfStyle w:val="000000100000" w:firstRow="0" w:lastRow="0" w:firstColumn="0" w:lastColumn="0" w:oddVBand="0" w:evenVBand="0" w:oddHBand="1" w:evenHBand="0" w:firstRowFirstColumn="0" w:firstRowLastColumn="0" w:lastRowFirstColumn="0" w:lastRowLastColumn="0"/>
+            </w:pPr>
+            <w:r>
+              <w:t xml:space="preserve">Provide </w:t>
+            </w:r>
+            <w:r>
+              <w:t>a merged</w:t>
+            </w:r>
+            <w:r>
+              <w:t xml:space="preserve">, automated platform that manages memberships, reservations, tournaments, and sales </w:t>
+            </w:r>
+            <w:r>
+              <w:t xml:space="preserve">smoothly, </w:t>
+            </w:r>
+            <w:r>
+              <w:t>improving accuracy</w:t>
+            </w:r>
+            <w:r>
+              <w:t xml:space="preserve"> of the general system</w:t>
+            </w:r>
+            <w:r>
+              <w:t>, saving staff</w:t>
+            </w:r>
+            <w:r>
+              <w:t>’s</w:t>
+            </w:r>
+            <w:r>
+              <w:t xml:space="preserve"> time, and </w:t>
+            </w:r>
+            <w:r>
+              <w:t xml:space="preserve">making </w:t>
+            </w:r>
+            <w:r>
+              <w:t>the customer experience</w:t>
+            </w:r>
+            <w:r>
+              <w:t xml:space="preserve"> better</w:t>
+            </w:r>
+            <w:r>
+              <w:t>.</w:t>
+            </w:r>
+          </w:p>
+          <w:p>
+            <w:pPr>
               <w:pStyle w:val="ListParagraph"/>
               <w:spacing w:after="0" w:line="360" w:lineRule="auto"/>
               <w:ind w:left="0"/>
               <w:cnfStyle w:val="000000100000" w:firstRow="0" w:lastRow="0" w:firstColumn="0" w:lastColumn="0" w:oddVBand="0" w:evenVBand="0" w:oddHBand="1" w:evenHBand="0" w:firstRowFirstColumn="0" w:firstRowLastColumn="0" w:lastRowFirstColumn="0" w:lastRowLastColumn="0"/>
               <w:rPr>
                 <w:rFonts w:cstheme="minorHAnsi"/>
+                <w:lang w:val="en-CA"/>
               </w:rPr>
             </w:pPr>
           </w:p>
@@ -4955,6 +5465,15 @@
           </w:tcPr>
           <w:p>
             <w:pPr>
+              <w:pStyle w:val="NormalWeb"/>
+              <w:cnfStyle w:val="100000000000" w:firstRow="1" w:lastRow="0" w:firstColumn="0" w:lastColumn="0" w:oddVBand="0" w:evenVBand="0" w:oddHBand="0" w:evenHBand="0" w:firstRowFirstColumn="0" w:firstRowLastColumn="0" w:lastRowFirstColumn="0" w:lastRowLastColumn="0"/>
+            </w:pPr>
+            <w:r>
+              <w:t>Pixel Café management, staff, and members</w:t>
+            </w:r>
+          </w:p>
+          <w:p>
+            <w:pPr>
               <w:pStyle w:val="ListParagraph"/>
               <w:spacing w:after="0" w:line="360" w:lineRule="auto"/>
               <w:ind w:left="0"/>
@@ -4962,6 +5481,7 @@
               <w:rPr>
                 <w:rFonts w:cstheme="minorHAnsi"/>
                 <w:color w:val="auto"/>
+                <w:lang w:val="en-CA"/>
               </w:rPr>
             </w:pPr>
           </w:p>
@@ -5010,6 +5530,15 @@
                 <w:rFonts w:cstheme="minorHAnsi"/>
               </w:rPr>
             </w:pPr>
+            <w:r>
+              <w:t xml:space="preserve">Need an efficient way to manage café operations, memberships, and esports tournaments in one </w:t>
+            </w:r>
+            <w:r>
+              <w:t>complete and merged</w:t>
+            </w:r>
+            <w:r>
+              <w:t xml:space="preserve"> system</w:t>
+            </w:r>
           </w:p>
         </w:tc>
       </w:tr>
@@ -5043,6 +5572,15 @@
           <w:tcPr>
             <w:tcW w:w="7920" w:type="dxa"/>
           </w:tcPr>
+          <w:p>
+            <w:pPr>
+              <w:pStyle w:val="NormalWeb"/>
+              <w:cnfStyle w:val="000000000000" w:firstRow="0" w:lastRow="0" w:firstColumn="0" w:lastColumn="0" w:oddVBand="0" w:evenVBand="0" w:oddHBand="0" w:evenHBand="0" w:firstRowFirstColumn="0" w:firstRowLastColumn="0" w:lastRowFirstColumn="0" w:lastRowLastColumn="0"/>
+            </w:pPr>
+            <w:r>
+              <w:t>A web-based café and esports management software system</w:t>
+            </w:r>
+          </w:p>
           <w:p>
             <w:pPr>
               <w:pStyle w:val="ListParagraph"/>
@@ -5051,6 +5589,7 @@
               <w:cnfStyle w:val="000000000000" w:firstRow="0" w:lastRow="0" w:firstColumn="0" w:lastColumn="0" w:oddVBand="0" w:evenVBand="0" w:oddHBand="0" w:evenHBand="0" w:firstRowFirstColumn="0" w:firstRowLastColumn="0" w:lastRowFirstColumn="0" w:lastRowLastColumn="0"/>
               <w:rPr>
                 <w:rFonts w:cstheme="minorHAnsi"/>
+                <w:lang w:val="en-CA"/>
               </w:rPr>
             </w:pPr>
           </w:p>
@@ -5091,12 +5630,31 @@
           </w:tcPr>
           <w:p>
             <w:pPr>
+              <w:pStyle w:val="NormalWeb"/>
+              <w:cnfStyle w:val="000000100000" w:firstRow="0" w:lastRow="0" w:firstColumn="0" w:lastColumn="0" w:oddVBand="0" w:evenVBand="0" w:oddHBand="1" w:evenHBand="0" w:firstRowFirstColumn="0" w:firstRowLastColumn="0" w:lastRowFirstColumn="0" w:lastRowLastColumn="0"/>
+            </w:pPr>
+            <w:r>
+              <w:t>Automates daily operations, supports management</w:t>
+            </w:r>
+            <w:r>
+              <w:t xml:space="preserve"> for multiple locations</w:t>
+            </w:r>
+            <w:r>
+              <w:t>, and integrates sales, booking, and tournament systems into a single dashboard</w:t>
+            </w:r>
+            <w:r>
+              <w:t xml:space="preserve"> on the site</w:t>
+            </w:r>
+          </w:p>
+          <w:p>
+            <w:pPr>
               <w:pStyle w:val="ListParagraph"/>
               <w:spacing w:after="0" w:line="360" w:lineRule="auto"/>
               <w:ind w:left="0"/>
               <w:cnfStyle w:val="000000100000" w:firstRow="0" w:lastRow="0" w:firstColumn="0" w:lastColumn="0" w:oddVBand="0" w:evenVBand="0" w:oddHBand="1" w:evenHBand="0" w:firstRowFirstColumn="0" w:firstRowLastColumn="0" w:lastRowFirstColumn="0" w:lastRowLastColumn="0"/>
               <w:rPr>
                 <w:rFonts w:cstheme="minorHAnsi"/>
+                <w:lang w:val="en-CA"/>
               </w:rPr>
             </w:pPr>
           </w:p>
@@ -5124,6 +5682,7 @@
               <w:rPr>
                 <w:rFonts w:cstheme="minorHAnsi"/>
               </w:rPr>
+              <w:lastRenderedPageBreak/>
               <w:t>Unlike</w:t>
             </w:r>
           </w:p>
@@ -5132,6 +5691,24 @@
           <w:tcPr>
             <w:tcW w:w="7920" w:type="dxa"/>
           </w:tcPr>
+          <w:p>
+            <w:pPr>
+              <w:pStyle w:val="NormalWeb"/>
+              <w:cnfStyle w:val="000000000000" w:firstRow="0" w:lastRow="0" w:firstColumn="0" w:lastColumn="0" w:oddVBand="0" w:evenVBand="0" w:oddHBand="0" w:evenHBand="0" w:firstRowFirstColumn="0" w:firstRowLastColumn="0" w:lastRowFirstColumn="0" w:lastRowLastColumn="0"/>
+            </w:pPr>
+            <w:r>
+              <w:t xml:space="preserve">Other </w:t>
+            </w:r>
+            <w:r>
+              <w:t xml:space="preserve">Generic café POS systems or manual </w:t>
+            </w:r>
+            <w:r>
+              <w:t xml:space="preserve">spreadsheet </w:t>
+            </w:r>
+            <w:r>
+              <w:t>management</w:t>
+            </w:r>
+          </w:p>
           <w:p>
             <w:pPr>
               <w:pStyle w:val="ListParagraph"/>
@@ -5140,6 +5717,7 @@
               <w:cnfStyle w:val="000000000000" w:firstRow="0" w:lastRow="0" w:firstColumn="0" w:lastColumn="0" w:oddVBand="0" w:evenVBand="0" w:oddHBand="0" w:evenHBand="0" w:firstRowFirstColumn="0" w:firstRowLastColumn="0" w:lastRowFirstColumn="0" w:lastRowLastColumn="0"/>
               <w:rPr>
                 <w:rFonts w:cstheme="minorHAnsi"/>
+                <w:lang w:val="en-CA"/>
               </w:rPr>
             </w:pPr>
           </w:p>
@@ -5188,6 +5766,39 @@
                 <w:rFonts w:cstheme="minorHAnsi"/>
               </w:rPr>
             </w:pPr>
+            <w:r>
+              <w:rPr>
+                <w:rStyle w:val="Strong"/>
+              </w:rPr>
+              <w:t>PixelHub</w:t>
+            </w:r>
+            <w:r>
+              <w:t xml:space="preserve"> offers a</w:t>
+            </w:r>
+            <w:r>
+              <w:t xml:space="preserve"> complete and merged</w:t>
+            </w:r>
+            <w:r>
+              <w:t>, scalable</w:t>
+            </w:r>
+            <w:r>
+              <w:t xml:space="preserve"> for future franchises </w:t>
+            </w:r>
+            <w:r>
+              <w:t xml:space="preserve">management solution designed for gaming cafés and esports hubs, improving efficiency and customer </w:t>
+            </w:r>
+            <w:r>
+              <w:t>engagement of the franchises</w:t>
+            </w:r>
+            <w:r>
+              <w:t xml:space="preserve"> while supporting </w:t>
+            </w:r>
+            <w:r>
+              <w:t>growth over the long term</w:t>
+            </w:r>
+            <w:r>
+              <w:t>.</w:t>
+            </w:r>
           </w:p>
         </w:tc>
       </w:tr>
@@ -5994,13 +6605,8 @@
         </w:rPr>
       </w:pPr>
       <w:bookmarkStart w:id="31" w:name="_Toc204001712"/>
-      <w:proofErr w:type="spellStart"/>
-      <w:r>
-        <w:t>NonFunctional</w:t>
-      </w:r>
-      <w:proofErr w:type="spellEnd"/>
-      <w:r>
-        <w:t xml:space="preserve"> Requirements</w:t>
+      <w:r>
+        <w:t>NonFunctional Requirements</w:t>
       </w:r>
       <w:bookmarkEnd w:id="31"/>
       <w:r>
@@ -6876,6 +7482,7 @@
             <w14:round/>
           </w14:textOutline>
         </w:rPr>
+        <w:lastRenderedPageBreak/>
         <w:t>Business Rules</w:t>
       </w:r>
       <w:bookmarkEnd w:id="42"/>
@@ -9764,6 +10371,155 @@
     </w:lvl>
   </w:abstractNum>
   <w:abstractNum w:abstractNumId="9" w15:restartNumberingAfterBreak="0">
+    <w:nsid w:val="6F364B5A"/>
+    <w:multiLevelType w:val="multilevel"/>
+    <w:tmpl w:val="EFAAE9F6"/>
+    <w:lvl w:ilvl="0">
+      <w:start w:val="1"/>
+      <w:numFmt w:val="bullet"/>
+      <w:lvlText w:val=""/>
+      <w:lvlJc w:val="left"/>
+      <w:pPr>
+        <w:tabs>
+          <w:tab w:val="num" w:pos="720"/>
+        </w:tabs>
+        <w:ind w:left="720" w:hanging="360"/>
+      </w:pPr>
+      <w:rPr>
+        <w:rFonts w:ascii="Symbol" w:hAnsi="Symbol" w:hint="default"/>
+        <w:sz w:val="20"/>
+      </w:rPr>
+    </w:lvl>
+    <w:lvl w:ilvl="1" w:tentative="1">
+      <w:start w:val="1"/>
+      <w:numFmt w:val="bullet"/>
+      <w:lvlText w:val="o"/>
+      <w:lvlJc w:val="left"/>
+      <w:pPr>
+        <w:tabs>
+          <w:tab w:val="num" w:pos="1440"/>
+        </w:tabs>
+        <w:ind w:left="1440" w:hanging="360"/>
+      </w:pPr>
+      <w:rPr>
+        <w:rFonts w:ascii="Courier New" w:hAnsi="Courier New" w:hint="default"/>
+        <w:sz w:val="20"/>
+      </w:rPr>
+    </w:lvl>
+    <w:lvl w:ilvl="2" w:tentative="1">
+      <w:start w:val="1"/>
+      <w:numFmt w:val="bullet"/>
+      <w:lvlText w:val=""/>
+      <w:lvlJc w:val="left"/>
+      <w:pPr>
+        <w:tabs>
+          <w:tab w:val="num" w:pos="2160"/>
+        </w:tabs>
+        <w:ind w:left="2160" w:hanging="360"/>
+      </w:pPr>
+      <w:rPr>
+        <w:rFonts w:ascii="Wingdings" w:hAnsi="Wingdings" w:hint="default"/>
+        <w:sz w:val="20"/>
+      </w:rPr>
+    </w:lvl>
+    <w:lvl w:ilvl="3" w:tentative="1">
+      <w:start w:val="1"/>
+      <w:numFmt w:val="bullet"/>
+      <w:lvlText w:val=""/>
+      <w:lvlJc w:val="left"/>
+      <w:pPr>
+        <w:tabs>
+          <w:tab w:val="num" w:pos="2880"/>
+        </w:tabs>
+        <w:ind w:left="2880" w:hanging="360"/>
+      </w:pPr>
+      <w:rPr>
+        <w:rFonts w:ascii="Wingdings" w:hAnsi="Wingdings" w:hint="default"/>
+        <w:sz w:val="20"/>
+      </w:rPr>
+    </w:lvl>
+    <w:lvl w:ilvl="4" w:tentative="1">
+      <w:start w:val="1"/>
+      <w:numFmt w:val="bullet"/>
+      <w:lvlText w:val=""/>
+      <w:lvlJc w:val="left"/>
+      <w:pPr>
+        <w:tabs>
+          <w:tab w:val="num" w:pos="3600"/>
+        </w:tabs>
+        <w:ind w:left="3600" w:hanging="360"/>
+      </w:pPr>
+      <w:rPr>
+        <w:rFonts w:ascii="Wingdings" w:hAnsi="Wingdings" w:hint="default"/>
+        <w:sz w:val="20"/>
+      </w:rPr>
+    </w:lvl>
+    <w:lvl w:ilvl="5" w:tentative="1">
+      <w:start w:val="1"/>
+      <w:numFmt w:val="bullet"/>
+      <w:lvlText w:val=""/>
+      <w:lvlJc w:val="left"/>
+      <w:pPr>
+        <w:tabs>
+          <w:tab w:val="num" w:pos="4320"/>
+        </w:tabs>
+        <w:ind w:left="4320" w:hanging="360"/>
+      </w:pPr>
+      <w:rPr>
+        <w:rFonts w:ascii="Wingdings" w:hAnsi="Wingdings" w:hint="default"/>
+        <w:sz w:val="20"/>
+      </w:rPr>
+    </w:lvl>
+    <w:lvl w:ilvl="6" w:tentative="1">
+      <w:start w:val="1"/>
+      <w:numFmt w:val="bullet"/>
+      <w:lvlText w:val=""/>
+      <w:lvlJc w:val="left"/>
+      <w:pPr>
+        <w:tabs>
+          <w:tab w:val="num" w:pos="5040"/>
+        </w:tabs>
+        <w:ind w:left="5040" w:hanging="360"/>
+      </w:pPr>
+      <w:rPr>
+        <w:rFonts w:ascii="Wingdings" w:hAnsi="Wingdings" w:hint="default"/>
+        <w:sz w:val="20"/>
+      </w:rPr>
+    </w:lvl>
+    <w:lvl w:ilvl="7" w:tentative="1">
+      <w:start w:val="1"/>
+      <w:numFmt w:val="bullet"/>
+      <w:lvlText w:val=""/>
+      <w:lvlJc w:val="left"/>
+      <w:pPr>
+        <w:tabs>
+          <w:tab w:val="num" w:pos="5760"/>
+        </w:tabs>
+        <w:ind w:left="5760" w:hanging="360"/>
+      </w:pPr>
+      <w:rPr>
+        <w:rFonts w:ascii="Wingdings" w:hAnsi="Wingdings" w:hint="default"/>
+        <w:sz w:val="20"/>
+      </w:rPr>
+    </w:lvl>
+    <w:lvl w:ilvl="8" w:tentative="1">
+      <w:start w:val="1"/>
+      <w:numFmt w:val="bullet"/>
+      <w:lvlText w:val=""/>
+      <w:lvlJc w:val="left"/>
+      <w:pPr>
+        <w:tabs>
+          <w:tab w:val="num" w:pos="6480"/>
+        </w:tabs>
+        <w:ind w:left="6480" w:hanging="360"/>
+      </w:pPr>
+      <w:rPr>
+        <w:rFonts w:ascii="Wingdings" w:hAnsi="Wingdings" w:hint="default"/>
+        <w:sz w:val="20"/>
+      </w:rPr>
+    </w:lvl>
+  </w:abstractNum>
+  <w:abstractNum w:abstractNumId="10" w15:restartNumberingAfterBreak="0">
     <w:nsid w:val="7DC42AD4"/>
     <w:multiLevelType w:val="multilevel"/>
     <w:tmpl w:val="4009001F"/>
@@ -9865,7 +10621,7 @@
     <w:abstractNumId w:val="0"/>
   </w:num>
   <w:num w:numId="6">
-    <w:abstractNumId w:val="9"/>
+    <w:abstractNumId w:val="10"/>
   </w:num>
   <w:num w:numId="7">
     <w:abstractNumId w:val="2"/>
@@ -9878,6 +10634,9 @@
   </w:num>
   <w:num w:numId="10">
     <w:abstractNumId w:val="4"/>
+  </w:num>
+  <w:num w:numId="11">
+    <w:abstractNumId w:val="9"/>
   </w:num>
   <w:numIdMacAtCleanup w:val="7"/>
 </w:numbering>
@@ -12053,13 +12812,16 @@
 </file>
 
 <file path=customXml/item2.xml><?xml version="1.0" encoding="utf-8"?>
-<p:properties xmlns:p="http://schemas.microsoft.com/office/2006/metadata/properties" xmlns:xsi="http://www.w3.org/2001/XMLSchema-instance" xmlns:pc="http://schemas.microsoft.com/office/infopath/2007/PartnerControls">
-  <documentManagement/>
-</p:properties>
+<b:Sources xmlns:b="http://schemas.openxmlformats.org/officeDocument/2006/bibliography" xmlns="http://schemas.openxmlformats.org/officeDocument/2006/bibliography" SelectedStyle="\APASixthEditionOfficeOnline.xsl" StyleName="APA" Version="6"/>
 </file>
 
 <file path=customXml/item3.xml><?xml version="1.0" encoding="utf-8"?>
-<b:Sources xmlns:b="http://schemas.openxmlformats.org/officeDocument/2006/bibliography" xmlns="http://schemas.openxmlformats.org/officeDocument/2006/bibliography" SelectedStyle="\APASixthEditionOfficeOnline.xsl" StyleName="APA" Version="6"/>
+<?mso-contentType ?>
+<FormTemplates xmlns="http://schemas.microsoft.com/sharepoint/v3/contenttype/forms">
+  <Display>DocumentLibraryForm</Display>
+  <Edit>DocumentLibraryForm</Edit>
+  <New>DocumentLibraryForm</New>
+</FormTemplates>
 </file>
 
 <file path=customXml/item4.xml><?xml version="1.0" encoding="utf-8"?>
@@ -12071,6 +12833,16 @@
 </file>
 
 <file path=customXml/item6.xml><?xml version="1.0" encoding="utf-8"?>
+<p:properties xmlns:p="http://schemas.microsoft.com/office/2006/metadata/properties" xmlns:xsi="http://www.w3.org/2001/XMLSchema-instance" xmlns:pc="http://schemas.microsoft.com/office/infopath/2007/PartnerControls">
+  <documentManagement/>
+</p:properties>
+</file>
+
+<file path=customXml/item7.xml><?xml version="1.0" encoding="utf-8"?>
+<b:Sources xmlns:b="http://schemas.openxmlformats.org/officeDocument/2006/bibliography" xmlns="http://schemas.openxmlformats.org/officeDocument/2006/bibliography" SelectedStyle="\APASixthEditionOfficeOnline.xsl" StyleName="APA" Version="6"/>
+</file>
+
+<file path=customXml/item8.xml><?xml version="1.0" encoding="utf-8"?>
 <ct:contentTypeSchema xmlns:ct="http://schemas.microsoft.com/office/2006/metadata/contentType" xmlns:ma="http://schemas.microsoft.com/office/2006/metadata/properties/metaAttributes" ct:_="" ma:_="" ma:contentTypeName="Document" ma:contentTypeID="0x010100ED803D05C92DDF43A79C51078FB459CA" ma:contentTypeVersion="8" ma:contentTypeDescription="Create a new document." ma:contentTypeScope="" ma:versionID="960d3a926645de1376caa56ec9aac319">
   <xsd:schema xmlns:xsd="http://www.w3.org/2001/XMLSchema" xmlns:xs="http://www.w3.org/2001/XMLSchema" xmlns:p="http://schemas.microsoft.com/office/2006/metadata/properties" xmlns:ns2="0650e0b7-d077-469e-9655-a3125035e87a" targetNamespace="http://schemas.microsoft.com/office/2006/metadata/properties" ma:root="true" ma:fieldsID="8c54f9701ec688c1c81d419a32ce78f2" ns2:_="">
     <xsd:import namespace="0650e0b7-d077-469e-9655-a3125035e87a"/>
@@ -12238,25 +13010,12 @@
 </ct:contentTypeSchema>
 </file>
 
-<file path=customXml/item7.xml><?xml version="1.0" encoding="utf-8"?>
-<b:Sources xmlns:b="http://schemas.openxmlformats.org/officeDocument/2006/bibliography" xmlns="http://schemas.openxmlformats.org/officeDocument/2006/bibliography" SelectedStyle="\APASixthEditionOfficeOnline.xsl" StyleName="APA" Version="6"/>
-</file>
-
-<file path=customXml/item8.xml><?xml version="1.0" encoding="utf-8"?>
-<?mso-contentType ?>
-<FormTemplates xmlns="http://schemas.microsoft.com/sharepoint/v3/contenttype/forms">
-  <Display>DocumentLibraryForm</Display>
-  <Edit>DocumentLibraryForm</Edit>
-  <New>DocumentLibraryForm</New>
-</FormTemplates>
-</file>
-
 <file path=customXml/item9.xml><?xml version="1.0" encoding="utf-8"?>
 <b:Sources xmlns:b="http://schemas.openxmlformats.org/officeDocument/2006/bibliography" xmlns="http://schemas.openxmlformats.org/officeDocument/2006/bibliography" SelectedStyle="\APASixthEditionOfficeOnline.xsl" StyleName="APA" Version="6"/>
 </file>
 
 <file path=customXml/itemProps1.xml><?xml version="1.0" encoding="utf-8"?>
-<ds:datastoreItem xmlns:ds="http://schemas.openxmlformats.org/officeDocument/2006/customXml" ds:itemID="{E9C99669-4497-4E9E-98A4-BED158149AFE}">
+<ds:datastoreItem xmlns:ds="http://schemas.openxmlformats.org/officeDocument/2006/customXml" ds:itemID="{DA5C88AD-A61D-495D-850F-D9E52BCF0259}">
   <ds:schemaRefs>
     <ds:schemaRef ds:uri="http://schemas.openxmlformats.org/officeDocument/2006/bibliography"/>
   </ds:schemaRefs>
@@ -12264,6 +13023,38 @@
 </file>
 
 <file path=customXml/itemProps2.xml><?xml version="1.0" encoding="utf-8"?>
+<ds:datastoreItem xmlns:ds="http://schemas.openxmlformats.org/officeDocument/2006/customXml" ds:itemID="{D2385023-5A0F-4658-B688-056B7636332C}">
+  <ds:schemaRefs>
+    <ds:schemaRef ds:uri="http://schemas.openxmlformats.org/officeDocument/2006/bibliography"/>
+  </ds:schemaRefs>
+</ds:datastoreItem>
+</file>
+
+<file path=customXml/itemProps3.xml><?xml version="1.0" encoding="utf-8"?>
+<ds:datastoreItem xmlns:ds="http://schemas.openxmlformats.org/officeDocument/2006/customXml" ds:itemID="{0C3D46B6-9FDE-43D9-A05D-DAAD4EFEBA85}">
+  <ds:schemaRefs>
+    <ds:schemaRef ds:uri="http://schemas.microsoft.com/sharepoint/v3/contenttype/forms"/>
+  </ds:schemaRefs>
+</ds:datastoreItem>
+</file>
+
+<file path=customXml/itemProps4.xml><?xml version="1.0" encoding="utf-8"?>
+<ds:datastoreItem xmlns:ds="http://schemas.openxmlformats.org/officeDocument/2006/customXml" ds:itemID="{072CA0F0-96C6-4D59-8CE7-2EB3F9FA0E4F}">
+  <ds:schemaRefs>
+    <ds:schemaRef ds:uri="http://schemas.openxmlformats.org/officeDocument/2006/bibliography"/>
+  </ds:schemaRefs>
+</ds:datastoreItem>
+</file>
+
+<file path=customXml/itemProps5.xml><?xml version="1.0" encoding="utf-8"?>
+<ds:datastoreItem xmlns:ds="http://schemas.openxmlformats.org/officeDocument/2006/customXml" ds:itemID="{93480FC8-8C2D-45B0-A64C-73E611655476}">
+  <ds:schemaRefs>
+    <ds:schemaRef ds:uri="http://schemas.openxmlformats.org/officeDocument/2006/bibliography"/>
+  </ds:schemaRefs>
+</ds:datastoreItem>
+</file>
+
+<file path=customXml/itemProps6.xml><?xml version="1.0" encoding="utf-8"?>
 <ds:datastoreItem xmlns:ds="http://schemas.openxmlformats.org/officeDocument/2006/customXml" ds:itemID="{87E051C0-CAC2-4DB7-BABB-6C14BF081DB3}">
   <ds:schemaRefs>
     <ds:schemaRef ds:uri="http://schemas.microsoft.com/office/2006/metadata/properties"/>
@@ -12272,31 +13063,15 @@
 </ds:datastoreItem>
 </file>
 
-<file path=customXml/itemProps3.xml><?xml version="1.0" encoding="utf-8"?>
-<ds:datastoreItem xmlns:ds="http://schemas.openxmlformats.org/officeDocument/2006/customXml" ds:itemID="{072CA0F0-96C6-4D59-8CE7-2EB3F9FA0E4F}">
+<file path=customXml/itemProps7.xml><?xml version="1.0" encoding="utf-8"?>
+<ds:datastoreItem xmlns:ds="http://schemas.openxmlformats.org/officeDocument/2006/customXml" ds:itemID="{E9C99669-4497-4E9E-98A4-BED158149AFE}">
   <ds:schemaRefs>
     <ds:schemaRef ds:uri="http://schemas.openxmlformats.org/officeDocument/2006/bibliography"/>
   </ds:schemaRefs>
 </ds:datastoreItem>
 </file>
 
-<file path=customXml/itemProps4.xml><?xml version="1.0" encoding="utf-8"?>
-<ds:datastoreItem xmlns:ds="http://schemas.openxmlformats.org/officeDocument/2006/customXml" ds:itemID="{DA5C88AD-A61D-495D-850F-D9E52BCF0259}">
-  <ds:schemaRefs>
-    <ds:schemaRef ds:uri="http://schemas.openxmlformats.org/officeDocument/2006/bibliography"/>
-  </ds:schemaRefs>
-</ds:datastoreItem>
-</file>
-
-<file path=customXml/itemProps5.xml><?xml version="1.0" encoding="utf-8"?>
-<ds:datastoreItem xmlns:ds="http://schemas.openxmlformats.org/officeDocument/2006/customXml" ds:itemID="{D2C9F2EF-3203-4D54-9ED7-6F14583D4188}">
-  <ds:schemaRefs>
-    <ds:schemaRef ds:uri="http://schemas.openxmlformats.org/officeDocument/2006/bibliography"/>
-  </ds:schemaRefs>
-</ds:datastoreItem>
-</file>
-
-<file path=customXml/itemProps6.xml><?xml version="1.0" encoding="utf-8"?>
+<file path=customXml/itemProps8.xml><?xml version="1.0" encoding="utf-8"?>
 <ds:datastoreItem xmlns:ds="http://schemas.openxmlformats.org/officeDocument/2006/customXml" ds:itemID="{7EF1F589-ABFD-4ACC-8999-6898E04ACDDE}">
   <ds:schemaRefs>
     <ds:schemaRef ds:uri="http://schemas.microsoft.com/office/2006/metadata/contentType"/>
@@ -12314,24 +13089,8 @@
 </ds:datastoreItem>
 </file>
 
-<file path=customXml/itemProps7.xml><?xml version="1.0" encoding="utf-8"?>
-<ds:datastoreItem xmlns:ds="http://schemas.openxmlformats.org/officeDocument/2006/customXml" ds:itemID="{93480FC8-8C2D-45B0-A64C-73E611655476}">
-  <ds:schemaRefs>
-    <ds:schemaRef ds:uri="http://schemas.openxmlformats.org/officeDocument/2006/bibliography"/>
-  </ds:schemaRefs>
-</ds:datastoreItem>
-</file>
-
-<file path=customXml/itemProps8.xml><?xml version="1.0" encoding="utf-8"?>
-<ds:datastoreItem xmlns:ds="http://schemas.openxmlformats.org/officeDocument/2006/customXml" ds:itemID="{0C3D46B6-9FDE-43D9-A05D-DAAD4EFEBA85}">
-  <ds:schemaRefs>
-    <ds:schemaRef ds:uri="http://schemas.microsoft.com/sharepoint/v3/contenttype/forms"/>
-  </ds:schemaRefs>
-</ds:datastoreItem>
-</file>
-
 <file path=customXml/itemProps9.xml><?xml version="1.0" encoding="utf-8"?>
-<ds:datastoreItem xmlns:ds="http://schemas.openxmlformats.org/officeDocument/2006/customXml" ds:itemID="{D2385023-5A0F-4658-B688-056B7636332C}">
+<ds:datastoreItem xmlns:ds="http://schemas.openxmlformats.org/officeDocument/2006/customXml" ds:itemID="{D2C9F2EF-3203-4D54-9ED7-6F14583D4188}">
   <ds:schemaRefs>
     <ds:schemaRef ds:uri="http://schemas.openxmlformats.org/officeDocument/2006/bibliography"/>
   </ds:schemaRefs>
